--- a/data/human_paras/human_para_69.docx
+++ b/data/human_paras/human_para_69.docx
@@ -4,7 +4,7 @@
   <w:body>
     <w:p>
       <w:r>
-        <w:t>[Note: Indication for surgery in BAV (1) EKG changes (T-wave/ST- changes) with peak-to-peak gradients &amp;gt;50mmHg, at rest or exercise. (2) Benign presentation with peak-to-peak gradients &amp;gt;60mmHg].</w:t>
+        <w:t>In BAV, Benign Pediatric Presentation shows no signs and symptoms of valve dysfunction. However, physical exam reveals:</w:t>
       </w:r>
     </w:p>
     <w:sectPr>
